--- a/rapporteren/bestanden/voorbeeld_regressietabel.docx
+++ b/rapporteren/bestanden/voorbeeld_regressietabel.docx
@@ -41,6 +41,7 @@
         </w:rPr>
         <w:t>lm(</w:t>
       </w:r>
+      <w:proofErr w:type="spellStart"/>
       <w:proofErr w:type="gramEnd"/>
       <w:r>
         <w:rPr>
@@ -49,11 +50,21 @@
           <w:iCs/>
           <w:lang w:val="nl-NL"/>
         </w:rPr>
-        <w:t>outcome ~ predictor1 * predictor2)</w:t>
+        <w:t>outcome</w:t>
+      </w:r>
+      <w:proofErr w:type="spellEnd"/>
+      <w:r>
+        <w:rPr>
+          <w:rFonts w:ascii="Consolas" w:hAnsi="Consolas"/>
+          <w:i/>
+          <w:iCs/>
+          <w:lang w:val="nl-NL"/>
+        </w:rPr>
+        <w:t xml:space="preserve"> ~ predictor1 * predictor2)</w:t>
       </w:r>
       <w:r>
         <w:rPr>
-          <w:rFonts w:ascii="Consolas" w:hAnsi="Consolas"/>
+          <w:rFonts w:asciiTheme="minorHAnsi" w:hAnsiTheme="minorHAnsi" w:cstheme="minorHAnsi"/>
           <w:lang w:val="nl-NL"/>
         </w:rPr>
         <w:t>.</w:t>
@@ -62,21 +73,7 @@
         <w:rPr>
           <w:lang w:val="nl-NL"/>
         </w:rPr>
-        <w:t xml:space="preserve"> Voor categorische variabelen is </w:t>
-      </w:r>
-      <w:r>
-        <w:rPr>
-          <w:i/>
-          <w:iCs/>
-          <w:lang w:val="nl-NL"/>
-        </w:rPr>
-        <w:t>contrastX coding</w:t>
-      </w:r>
-      <w:r>
-        <w:rPr>
-          <w:lang w:val="nl-NL"/>
-        </w:rPr>
-        <w:t xml:space="preserve"> gebruikt.</w:t>
+        <w:t xml:space="preserve"> </w:t>
       </w:r>
     </w:p>
     <w:p>
@@ -674,9 +671,8 @@
     </w:tbl>
     <w:p>
       <w:pPr>
-        <w:pStyle w:val="BodytextRU"/>
         <w:rPr>
-          <w:lang w:val="es-ES"/>
+          <w:lang w:val="nl-NL"/>
         </w:rPr>
       </w:pPr>
       <w:r>
@@ -762,6 +758,7 @@
         </w:rPr>
         <w:t xml:space="preserve"> 123 (</w:t>
       </w:r>
+      <w:proofErr w:type="spellStart"/>
       <w:r>
         <w:rPr>
           <w:i/>
@@ -770,12 +767,67 @@
         </w:rPr>
         <w:t>df</w:t>
       </w:r>
+      <w:proofErr w:type="spellEnd"/>
       <w:r>
         <w:rPr>
           <w:lang w:val="es-ES"/>
         </w:rPr>
         <w:t xml:space="preserve"> = 123)</w:t>
       </w:r>
+      <w:r>
+        <w:rPr>
+          <w:lang w:val="es-ES"/>
+        </w:rPr>
+        <w:t xml:space="preserve">. </w:t>
+      </w:r>
+      <w:r>
+        <w:rPr>
+          <w:lang w:val="nl-NL"/>
+        </w:rPr>
+        <w:t xml:space="preserve">Voor categorische variabelen is </w:t>
+      </w:r>
+      <w:proofErr w:type="spellStart"/>
+      <w:r>
+        <w:rPr>
+          <w:i/>
+          <w:iCs/>
+          <w:lang w:val="nl-NL"/>
+        </w:rPr>
+        <w:t>contrastX</w:t>
+      </w:r>
+      <w:proofErr w:type="spellEnd"/>
+      <w:r>
+        <w:rPr>
+          <w:i/>
+          <w:iCs/>
+          <w:lang w:val="nl-NL"/>
+        </w:rPr>
+        <w:t xml:space="preserve"> </w:t>
+      </w:r>
+      <w:proofErr w:type="spellStart"/>
+      <w:r>
+        <w:rPr>
+          <w:i/>
+          <w:iCs/>
+          <w:lang w:val="nl-NL"/>
+        </w:rPr>
+        <w:t>coding</w:t>
+      </w:r>
+      <w:proofErr w:type="spellEnd"/>
+      <w:r>
+        <w:rPr>
+          <w:lang w:val="nl-NL"/>
+        </w:rPr>
+        <w:t xml:space="preserve"> gebruikt.</w:t>
+      </w:r>
+    </w:p>
+    <w:p>
+      <w:pPr>
+        <w:pStyle w:val="BodytextRU"/>
+        <w:rPr>
+          <w:lang w:val="nl-NL"/>
+        </w:rPr>
+      </w:pPr>
     </w:p>
     <w:p>
       <w:pPr>
@@ -5534,7 +5586,7 @@
       </w:tcPr>
     </w:tblStylePr>
   </w:style>
-  <w:style w:type="paragraph" w:styleId="E-mailSignature">
+  <w:style w:type="paragraph" w:styleId="EmailSignature">
     <w:name w:val="E-mail Signature"/>
     <w:basedOn w:val="ZsysbasisRU"/>
     <w:next w:val="BodytextRU"/>
@@ -6411,7 +6463,7 @@
       </w:tcPr>
     </w:tblStylePr>
   </w:style>
-  <w:style w:type="table" w:styleId="TableColorful1">
+  <w:style w:type="table" w:styleId="TableColourful1">
     <w:name w:val="Table Colorful 1"/>
     <w:basedOn w:val="TableNormal"/>
     <w:semiHidden/>
@@ -6486,7 +6538,7 @@
       </w:tcPr>
     </w:tblStylePr>
   </w:style>
-  <w:style w:type="table" w:styleId="TableColorful2">
+  <w:style w:type="table" w:styleId="TableColourful2">
     <w:name w:val="Table Colorful 2"/>
     <w:basedOn w:val="TableNormal"/>
     <w:semiHidden/>
@@ -6558,7 +6610,7 @@
       </w:tcPr>
     </w:tblStylePr>
   </w:style>
-  <w:style w:type="table" w:styleId="TableColorful3">
+  <w:style w:type="table" w:styleId="TableColourful3">
     <w:name w:val="Table Colorful 3"/>
     <w:basedOn w:val="TableNormal"/>
     <w:semiHidden/>
@@ -10346,7 +10398,7 @@
       </w:tcPr>
     </w:tblStylePr>
   </w:style>
-  <w:style w:type="table" w:styleId="ColorfulList-Accent6">
+  <w:style w:type="table" w:styleId="ColourfulListAccent6">
     <w:name w:val="Colorful List Accent 6"/>
     <w:basedOn w:val="TableNormal"/>
     <w:uiPriority w:val="72"/>
@@ -10426,7 +10478,7 @@
       </w:tcPr>
     </w:tblStylePr>
   </w:style>
-  <w:style w:type="table" w:styleId="ColorfulList-Accent5">
+  <w:style w:type="table" w:styleId="ColourfulListAccent5">
     <w:name w:val="Colorful List Accent 5"/>
     <w:basedOn w:val="TableNormal"/>
     <w:uiPriority w:val="72"/>
@@ -10506,7 +10558,7 @@
       </w:tcPr>
     </w:tblStylePr>
   </w:style>
-  <w:style w:type="table" w:styleId="ColorfulList-Accent4">
+  <w:style w:type="table" w:styleId="ColourfulListAccent4">
     <w:name w:val="Colorful List Accent 4"/>
     <w:basedOn w:val="TableNormal"/>
     <w:uiPriority w:val="72"/>
@@ -10586,7 +10638,7 @@
       </w:tcPr>
     </w:tblStylePr>
   </w:style>
-  <w:style w:type="table" w:styleId="ColorfulList-Accent3">
+  <w:style w:type="table" w:styleId="ColourfulListAccent3">
     <w:name w:val="Colorful List Accent 3"/>
     <w:basedOn w:val="TableNormal"/>
     <w:uiPriority w:val="72"/>
@@ -10666,7 +10718,7 @@
       </w:tcPr>
     </w:tblStylePr>
   </w:style>
-  <w:style w:type="table" w:styleId="ColorfulList-Accent2">
+  <w:style w:type="table" w:styleId="ColourfulListAccent2">
     <w:name w:val="Colorful List Accent 2"/>
     <w:basedOn w:val="TableNormal"/>
     <w:uiPriority w:val="72"/>
@@ -10746,7 +10798,7 @@
       </w:tcPr>
     </w:tblStylePr>
   </w:style>
-  <w:style w:type="table" w:styleId="ColorfulList-Accent1">
+  <w:style w:type="table" w:styleId="ColourfulListAccent1">
     <w:name w:val="Colorful List Accent 1"/>
     <w:basedOn w:val="TableNormal"/>
     <w:uiPriority w:val="72"/>
@@ -10826,7 +10878,7 @@
       </w:tcPr>
     </w:tblStylePr>
   </w:style>
-  <w:style w:type="table" w:styleId="ColorfulShading-Accent6">
+  <w:style w:type="table" w:styleId="ColourfulShadingAccent6">
     <w:name w:val="Colorful Shading Accent 6"/>
     <w:basedOn w:val="TableNormal"/>
     <w:uiPriority w:val="71"/>
@@ -10942,7 +10994,7 @@
       </w:rPr>
     </w:tblStylePr>
   </w:style>
-  <w:style w:type="table" w:styleId="ColorfulShading-Accent5">
+  <w:style w:type="table" w:styleId="ColourfulShadingAccent5">
     <w:name w:val="Colorful Shading Accent 5"/>
     <w:basedOn w:val="TableNormal"/>
     <w:uiPriority w:val="71"/>
@@ -11058,7 +11110,7 @@
       </w:rPr>
     </w:tblStylePr>
   </w:style>
-  <w:style w:type="table" w:styleId="ColorfulShading-Accent4">
+  <w:style w:type="table" w:styleId="ColourfulShadingAccent4">
     <w:name w:val="Colorful Shading Accent 4"/>
     <w:basedOn w:val="TableNormal"/>
     <w:uiPriority w:val="71"/>
@@ -11174,7 +11226,7 @@
       </w:rPr>
     </w:tblStylePr>
   </w:style>
-  <w:style w:type="table" w:styleId="ColorfulShading-Accent3">
+  <w:style w:type="table" w:styleId="ColourfulShadingAccent3">
     <w:name w:val="Colorful Shading Accent 3"/>
     <w:basedOn w:val="TableNormal"/>
     <w:uiPriority w:val="71"/>
@@ -11280,7 +11332,7 @@
       </w:tcPr>
     </w:tblStylePr>
   </w:style>
-  <w:style w:type="table" w:styleId="ColorfulShading-Accent2">
+  <w:style w:type="table" w:styleId="ColourfulShadingAccent2">
     <w:name w:val="Colorful Shading Accent 2"/>
     <w:basedOn w:val="TableNormal"/>
     <w:uiPriority w:val="71"/>
@@ -11396,7 +11448,7 @@
       </w:rPr>
     </w:tblStylePr>
   </w:style>
-  <w:style w:type="table" w:styleId="ColorfulShading-Accent1">
+  <w:style w:type="table" w:styleId="ColourfulShadingAccent1">
     <w:name w:val="Colorful Shading Accent 1"/>
     <w:basedOn w:val="TableNormal"/>
     <w:uiPriority w:val="71"/>
@@ -11512,7 +11564,7 @@
       </w:rPr>
     </w:tblStylePr>
   </w:style>
-  <w:style w:type="table" w:styleId="ColorfulGrid-Accent6">
+  <w:style w:type="table" w:styleId="ColourfulGridAccent6">
     <w:name w:val="Colorful Grid Accent 6"/>
     <w:basedOn w:val="TableNormal"/>
     <w:uiPriority w:val="73"/>
@@ -11586,7 +11638,7 @@
       </w:tcPr>
     </w:tblStylePr>
   </w:style>
-  <w:style w:type="table" w:styleId="ColorfulGrid-Accent5">
+  <w:style w:type="table" w:styleId="ColourfulGridAccent5">
     <w:name w:val="Colorful Grid Accent 5"/>
     <w:basedOn w:val="TableNormal"/>
     <w:uiPriority w:val="73"/>
@@ -11660,7 +11712,7 @@
       </w:tcPr>
     </w:tblStylePr>
   </w:style>
-  <w:style w:type="table" w:styleId="ColorfulGrid-Accent4">
+  <w:style w:type="table" w:styleId="ColourfulGridAccent4">
     <w:name w:val="Colorful Grid Accent 4"/>
     <w:basedOn w:val="TableNormal"/>
     <w:uiPriority w:val="73"/>
@@ -11734,7 +11786,7 @@
       </w:tcPr>
     </w:tblStylePr>
   </w:style>
-  <w:style w:type="table" w:styleId="ColorfulGrid-Accent3">
+  <w:style w:type="table" w:styleId="ColourfulGridAccent3">
     <w:name w:val="Colorful Grid Accent 3"/>
     <w:basedOn w:val="TableNormal"/>
     <w:uiPriority w:val="73"/>
@@ -11808,7 +11860,7 @@
       </w:tcPr>
     </w:tblStylePr>
   </w:style>
-  <w:style w:type="table" w:styleId="ColorfulGrid-Accent2">
+  <w:style w:type="table" w:styleId="ColourfulGridAccent2">
     <w:name w:val="Colorful Grid Accent 2"/>
     <w:basedOn w:val="TableNormal"/>
     <w:uiPriority w:val="73"/>
@@ -11882,7 +11934,7 @@
       </w:tcPr>
     </w:tblStylePr>
   </w:style>
-  <w:style w:type="table" w:styleId="ColorfulGrid-Accent1">
+  <w:style w:type="table" w:styleId="ColourfulGridAccent1">
     <w:name w:val="Colorful Grid Accent 1"/>
     <w:basedOn w:val="TableNormal"/>
     <w:uiPriority w:val="73"/>
@@ -17480,7 +17532,7 @@
     <w:uiPriority w:val="4"/>
     <w:rsid w:val="00897FA5"/>
   </w:style>
-  <w:style w:type="table" w:styleId="ColorfulGrid">
+  <w:style w:type="table" w:styleId="ColourfulGrid">
     <w:name w:val="Colorful Grid"/>
     <w:basedOn w:val="TableNormal"/>
     <w:uiPriority w:val="73"/>
@@ -17555,7 +17607,7 @@
       </w:tcPr>
     </w:tblStylePr>
   </w:style>
-  <w:style w:type="table" w:styleId="ColorfulList">
+  <w:style w:type="table" w:styleId="ColourfulList">
     <w:name w:val="Colorful List"/>
     <w:basedOn w:val="TableNormal"/>
     <w:uiPriority w:val="72"/>
@@ -17636,7 +17688,7 @@
       </w:tcPr>
     </w:tblStylePr>
   </w:style>
-  <w:style w:type="table" w:styleId="ColorfulShading">
+  <w:style w:type="table" w:styleId="ColourfulShading">
     <w:name w:val="Colorful Shading"/>
     <w:basedOn w:val="TableNormal"/>
     <w:uiPriority w:val="71"/>
@@ -17978,7 +18030,7 @@
       </w:rPr>
     </w:tblStylePr>
   </w:style>
-  <w:style w:type="table" w:styleId="GridTable1Light-Accent2">
+  <w:style w:type="table" w:styleId="GridTable1LightAccent2">
     <w:name w:val="Grid Table 1 Light Accent 2"/>
     <w:basedOn w:val="TableNormal"/>
     <w:uiPriority w:val="46"/>
@@ -21047,7 +21099,7 @@
       </w:tcPr>
     </w:tblStylePr>
   </w:style>
-  <w:style w:type="table" w:styleId="GridTable6Colorful">
+  <w:style w:type="table" w:styleId="GridTable6Colourful">
     <w:name w:val="Grid Table 6 Colorful"/>
     <w:basedOn w:val="TableNormal"/>
     <w:uiPriority w:val="51"/>
@@ -21120,7 +21172,7 @@
       </w:tcPr>
     </w:tblStylePr>
   </w:style>
-  <w:style w:type="table" w:styleId="GridTable6Colorful-Accent1">
+  <w:style w:type="table" w:styleId="GridTable6ColourfulAccent1">
     <w:name w:val="Grid Table 6 Colorful Accent 1"/>
     <w:basedOn w:val="TableNormal"/>
     <w:uiPriority w:val="51"/>
@@ -21193,7 +21245,7 @@
       </w:tcPr>
     </w:tblStylePr>
   </w:style>
-  <w:style w:type="table" w:styleId="GridTable6Colorful-Accent2">
+  <w:style w:type="table" w:styleId="GridTable6ColourfulAccent2">
     <w:name w:val="Grid Table 6 Colorful Accent 2"/>
     <w:basedOn w:val="TableNormal"/>
     <w:uiPriority w:val="51"/>
@@ -21266,7 +21318,7 @@
       </w:tcPr>
     </w:tblStylePr>
   </w:style>
-  <w:style w:type="table" w:styleId="GridTable6Colorful-Accent3">
+  <w:style w:type="table" w:styleId="GridTable6ColourfulAccent3">
     <w:name w:val="Grid Table 6 Colorful Accent 3"/>
     <w:basedOn w:val="TableNormal"/>
     <w:uiPriority w:val="51"/>
@@ -21339,7 +21391,7 @@
       </w:tcPr>
     </w:tblStylePr>
   </w:style>
-  <w:style w:type="table" w:styleId="GridTable6Colorful-Accent4">
+  <w:style w:type="table" w:styleId="GridTable6ColourfulAccent4">
     <w:name w:val="Grid Table 6 Colorful Accent 4"/>
     <w:basedOn w:val="TableNormal"/>
     <w:uiPriority w:val="51"/>
@@ -21412,7 +21464,7 @@
       </w:tcPr>
     </w:tblStylePr>
   </w:style>
-  <w:style w:type="table" w:styleId="GridTable6Colorful-Accent5">
+  <w:style w:type="table" w:styleId="GridTable6ColourfulAccent5">
     <w:name w:val="Grid Table 6 Colorful Accent 5"/>
     <w:basedOn w:val="TableNormal"/>
     <w:uiPriority w:val="51"/>
@@ -21485,7 +21537,7 @@
       </w:tcPr>
     </w:tblStylePr>
   </w:style>
-  <w:style w:type="table" w:styleId="GridTable6Colorful-Accent6">
+  <w:style w:type="table" w:styleId="GridTable6ColourfulAccent6">
     <w:name w:val="Grid Table 6 Colorful Accent 6"/>
     <w:basedOn w:val="TableNormal"/>
     <w:uiPriority w:val="51"/>
@@ -21558,7 +21610,7 @@
       </w:tcPr>
     </w:tblStylePr>
   </w:style>
-  <w:style w:type="table" w:styleId="GridTable7Colorful">
+  <w:style w:type="table" w:styleId="GridTable7Colourful">
     <w:name w:val="Grid Table 7 Colorful"/>
     <w:basedOn w:val="TableNormal"/>
     <w:uiPriority w:val="52"/>
@@ -21698,7 +21750,7 @@
       </w:tcPr>
     </w:tblStylePr>
   </w:style>
-  <w:style w:type="table" w:styleId="GridTable7Colorful-Accent1">
+  <w:style w:type="table" w:styleId="GridTable7ColourfulAccent1">
     <w:name w:val="Grid Table 7 Colorful Accent 1"/>
     <w:basedOn w:val="TableNormal"/>
     <w:uiPriority w:val="52"/>
@@ -21838,7 +21890,7 @@
       </w:tcPr>
     </w:tblStylePr>
   </w:style>
-  <w:style w:type="table" w:styleId="GridTable7Colorful-Accent2">
+  <w:style w:type="table" w:styleId="GridTable7ColourfulAccent2">
     <w:name w:val="Grid Table 7 Colorful Accent 2"/>
     <w:basedOn w:val="TableNormal"/>
     <w:uiPriority w:val="52"/>
@@ -21978,7 +22030,7 @@
       </w:tcPr>
     </w:tblStylePr>
   </w:style>
-  <w:style w:type="table" w:styleId="GridTable7Colorful-Accent3">
+  <w:style w:type="table" w:styleId="GridTable7ColourfulAccent3">
     <w:name w:val="Grid Table 7 Colorful Accent 3"/>
     <w:basedOn w:val="TableNormal"/>
     <w:uiPriority w:val="52"/>
@@ -22118,7 +22170,7 @@
       </w:tcPr>
     </w:tblStylePr>
   </w:style>
-  <w:style w:type="table" w:styleId="GridTable7Colorful-Accent4">
+  <w:style w:type="table" w:styleId="GridTable7ColourfulAccent4">
     <w:name w:val="Grid Table 7 Colorful Accent 4"/>
     <w:basedOn w:val="TableNormal"/>
     <w:uiPriority w:val="52"/>
@@ -22258,7 +22310,7 @@
       </w:tcPr>
     </w:tblStylePr>
   </w:style>
-  <w:style w:type="table" w:styleId="GridTable7Colorful-Accent5">
+  <w:style w:type="table" w:styleId="GridTable7ColourfulAccent5">
     <w:name w:val="Grid Table 7 Colorful Accent 5"/>
     <w:basedOn w:val="TableNormal"/>
     <w:uiPriority w:val="52"/>
@@ -22398,7 +22450,7 @@
       </w:tcPr>
     </w:tblStylePr>
   </w:style>
-  <w:style w:type="table" w:styleId="GridTable7Colorful-Accent6">
+  <w:style w:type="table" w:styleId="GridTable7ColourfulAccent6">
     <w:name w:val="Grid Table 7 Colorful Accent 6"/>
     <w:basedOn w:val="TableNormal"/>
     <w:uiPriority w:val="52"/>
@@ -26332,7 +26384,7 @@
       </w:tcPr>
     </w:tblStylePr>
   </w:style>
-  <w:style w:type="table" w:styleId="ListTable6Colorful">
+  <w:style w:type="table" w:styleId="ListTable6Colourful">
     <w:name w:val="List Table 6 Colorful"/>
     <w:basedOn w:val="TableNormal"/>
     <w:uiPriority w:val="51"/>
@@ -26401,7 +26453,7 @@
       </w:tcPr>
     </w:tblStylePr>
   </w:style>
-  <w:style w:type="table" w:styleId="ListTable6Colorful-Accent1">
+  <w:style w:type="table" w:styleId="ListTable6ColourfulAccent1">
     <w:name w:val="List Table 6 Colorful Accent 1"/>
     <w:basedOn w:val="TableNormal"/>
     <w:uiPriority w:val="51"/>
@@ -26470,7 +26522,7 @@
       </w:tcPr>
     </w:tblStylePr>
   </w:style>
-  <w:style w:type="table" w:styleId="ListTable6Colorful-Accent2">
+  <w:style w:type="table" w:styleId="ListTable6ColourfulAccent2">
     <w:name w:val="List Table 6 Colorful Accent 2"/>
     <w:basedOn w:val="TableNormal"/>
     <w:uiPriority w:val="51"/>
@@ -26539,7 +26591,7 @@
       </w:tcPr>
     </w:tblStylePr>
   </w:style>
-  <w:style w:type="table" w:styleId="ListTable6Colorful-Accent3">
+  <w:style w:type="table" w:styleId="ListTable6ColourfulAccent3">
     <w:name w:val="List Table 6 Colorful Accent 3"/>
     <w:basedOn w:val="TableNormal"/>
     <w:uiPriority w:val="51"/>
@@ -26608,7 +26660,7 @@
       </w:tcPr>
     </w:tblStylePr>
   </w:style>
-  <w:style w:type="table" w:styleId="ListTable6Colorful-Accent4">
+  <w:style w:type="table" w:styleId="ListTable6ColourfulAccent4">
     <w:name w:val="List Table 6 Colorful Accent 4"/>
     <w:basedOn w:val="TableNormal"/>
     <w:uiPriority w:val="51"/>
@@ -26677,7 +26729,7 @@
       </w:tcPr>
     </w:tblStylePr>
   </w:style>
-  <w:style w:type="table" w:styleId="ListTable6Colorful-Accent5">
+  <w:style w:type="table" w:styleId="ListTable6ColourfulAccent5">
     <w:name w:val="List Table 6 Colorful Accent 5"/>
     <w:basedOn w:val="TableNormal"/>
     <w:uiPriority w:val="51"/>
@@ -26746,7 +26798,7 @@
       </w:tcPr>
     </w:tblStylePr>
   </w:style>
-  <w:style w:type="table" w:styleId="ListTable6Colorful-Accent6">
+  <w:style w:type="table" w:styleId="ListTable6ColourfulAccent6">
     <w:name w:val="List Table 6 Colorful Accent 6"/>
     <w:basedOn w:val="TableNormal"/>
     <w:uiPriority w:val="51"/>
@@ -26815,7 +26867,7 @@
       </w:tcPr>
     </w:tblStylePr>
   </w:style>
-  <w:style w:type="table" w:styleId="ListTable7Colorful">
+  <w:style w:type="table" w:styleId="ListTable7Colourful">
     <w:name w:val="List Table 7 Colorful"/>
     <w:basedOn w:val="TableNormal"/>
     <w:uiPriority w:val="52"/>
@@ -26939,7 +26991,7 @@
       </w:tcPr>
     </w:tblStylePr>
   </w:style>
-  <w:style w:type="table" w:styleId="ListTable7Colorful-Accent1">
+  <w:style w:type="table" w:styleId="ListTable7ColourfulAccent1">
     <w:name w:val="List Table 7 Colorful Accent 1"/>
     <w:basedOn w:val="TableNormal"/>
     <w:uiPriority w:val="52"/>
@@ -27063,7 +27115,7 @@
       </w:tcPr>
     </w:tblStylePr>
   </w:style>
-  <w:style w:type="table" w:styleId="ListTable7Colorful-Accent2">
+  <w:style w:type="table" w:styleId="ListTable7ColourfulAccent2">
     <w:name w:val="List Table 7 Colorful Accent 2"/>
     <w:basedOn w:val="TableNormal"/>
     <w:uiPriority w:val="52"/>
@@ -27187,7 +27239,7 @@
       </w:tcPr>
     </w:tblStylePr>
   </w:style>
-  <w:style w:type="table" w:styleId="ListTable7Colorful-Accent3">
+  <w:style w:type="table" w:styleId="ListTable7ColourfulAccent3">
     <w:name w:val="List Table 7 Colorful Accent 3"/>
     <w:basedOn w:val="TableNormal"/>
     <w:uiPriority w:val="52"/>
@@ -27311,7 +27363,7 @@
       </w:tcPr>
     </w:tblStylePr>
   </w:style>
-  <w:style w:type="table" w:styleId="ListTable7Colorful-Accent4">
+  <w:style w:type="table" w:styleId="ListTable7ColourfulAccent4">
     <w:name w:val="List Table 7 Colorful Accent 4"/>
     <w:basedOn w:val="TableNormal"/>
     <w:uiPriority w:val="52"/>
@@ -27435,7 +27487,7 @@
       </w:tcPr>
     </w:tblStylePr>
   </w:style>
-  <w:style w:type="table" w:styleId="ListTable7Colorful-Accent5">
+  <w:style w:type="table" w:styleId="ListTable7ColourfulAccent5">
     <w:name w:val="List Table 7 Colorful Accent 5"/>
     <w:basedOn w:val="TableNormal"/>
     <w:uiPriority w:val="52"/>
@@ -27559,7 +27611,7 @@
       </w:tcPr>
     </w:tblStylePr>
   </w:style>
-  <w:style w:type="table" w:styleId="ListTable7Colorful-Accent6">
+  <w:style w:type="table" w:styleId="ListTable7ColourfulAccent6">
     <w:name w:val="List Table 7 Colorful Accent 6"/>
     <w:basedOn w:val="TableNormal"/>
     <w:uiPriority w:val="52"/>
@@ -29778,10 +29830,6 @@
 </file>
 
 <file path=customXml/item1.xml><?xml version="1.0" encoding="utf-8"?>
-<b:Sources xmlns:b="http://schemas.openxmlformats.org/officeDocument/2006/bibliography" xmlns="http://schemas.openxmlformats.org/officeDocument/2006/bibliography" SelectedStyle="\APA.XSL" StyleName="APA"/>
-</file>
-
-<file path=customXml/item2.xml><?xml version="1.0" encoding="utf-8"?>
 <ju xmlns="http://www.joulesunlimited.com/ccmappings">
   <Datum/>
   <Referentie/>
@@ -29801,18 +29849,22 @@
 </ju>
 </file>
 
+<file path=customXml/item2.xml><?xml version="1.0" encoding="utf-8"?>
+<b:Sources xmlns:b="http://schemas.openxmlformats.org/officeDocument/2006/bibliography" xmlns="http://schemas.openxmlformats.org/officeDocument/2006/bibliography" SelectedStyle="\APA.XSL" StyleName="APA"/>
+</file>
+
 <file path=customXml/itemProps1.xml><?xml version="1.0" encoding="utf-8"?>
-<ds:datastoreItem xmlns:ds="http://schemas.openxmlformats.org/officeDocument/2006/customXml" ds:itemID="{6043400F-0066-4C30-9DAF-6DBA89CF0D39}">
+<ds:datastoreItem xmlns:ds="http://schemas.openxmlformats.org/officeDocument/2006/customXml" ds:itemID="{6A7F5CF3-64DA-48F0-B4CC-7FDAF75C9977}">
   <ds:schemaRefs>
-    <ds:schemaRef ds:uri="http://schemas.openxmlformats.org/officeDocument/2006/bibliography"/>
+    <ds:schemaRef ds:uri="http://www.joulesunlimited.com/ccmappings"/>
   </ds:schemaRefs>
 </ds:datastoreItem>
 </file>
 
 <file path=customXml/itemProps2.xml><?xml version="1.0" encoding="utf-8"?>
-<ds:datastoreItem xmlns:ds="http://schemas.openxmlformats.org/officeDocument/2006/customXml" ds:itemID="{6A7F5CF3-64DA-48F0-B4CC-7FDAF75C9977}">
+<ds:datastoreItem xmlns:ds="http://schemas.openxmlformats.org/officeDocument/2006/customXml" ds:itemID="{6043400F-0066-4C30-9DAF-6DBA89CF0D39}">
   <ds:schemaRefs>
-    <ds:schemaRef ds:uri="http://www.joulesunlimited.com/ccmappings"/>
+    <ds:schemaRef ds:uri="http://schemas.openxmlformats.org/officeDocument/2006/bibliography"/>
   </ds:schemaRefs>
 </ds:datastoreItem>
 </file>
